--- a/Documentation/Theory Questions.docx
+++ b/Documentation/Theory Questions.docx
@@ -691,7 +691,7 @@
           <w:szCs w:val="28"/>
         </w:rPr>
         <w:pict w14:anchorId="07A5B210">
-          <v:rect id="_x0000_i1138" style="width:0;height:1.5pt" o:hralign="center" o:hrstd="t" o:hr="t" fillcolor="#a0a0a0" stroked="f"/>
+          <v:rect id="_x0000_i1025" style="width:0;height:1.5pt" o:hralign="center" o:hrstd="t" o:hr="t" fillcolor="#a0a0a0" stroked="f"/>
         </w:pict>
       </w:r>
     </w:p>
@@ -916,7 +916,7 @@
           <w:szCs w:val="28"/>
         </w:rPr>
         <w:pict w14:anchorId="7AACBEF0">
-          <v:rect id="_x0000_i1139" style="width:0;height:1.5pt" o:hralign="center" o:hrstd="t" o:hr="t" fillcolor="#a0a0a0" stroked="f"/>
+          <v:rect id="_x0000_i1026" style="width:0;height:1.5pt" o:hralign="center" o:hrstd="t" o:hr="t" fillcolor="#a0a0a0" stroked="f"/>
         </w:pict>
       </w:r>
     </w:p>
@@ -2479,7 +2479,7 @@
           <w:szCs w:val="28"/>
         </w:rPr>
         <w:pict w14:anchorId="031426EA">
-          <v:rect id="_x0000_i1197" style="width:0;height:1.5pt" o:hralign="center" o:hrstd="t" o:hr="t" fillcolor="#a0a0a0" stroked="f"/>
+          <v:rect id="_x0000_i1027" style="width:0;height:1.5pt" o:hralign="center" o:hrstd="t" o:hr="t" fillcolor="#a0a0a0" stroked="f"/>
         </w:pict>
       </w:r>
     </w:p>
@@ -2709,7 +2709,7 @@
           <w:szCs w:val="28"/>
         </w:rPr>
         <w:pict w14:anchorId="372581ED">
-          <v:rect id="_x0000_i1198" style="width:0;height:1.5pt" o:hralign="center" o:hrstd="t" o:hr="t" fillcolor="#a0a0a0" stroked="f"/>
+          <v:rect id="_x0000_i1028" style="width:0;height:1.5pt" o:hralign="center" o:hrstd="t" o:hr="t" fillcolor="#a0a0a0" stroked="f"/>
         </w:pict>
       </w:r>
     </w:p>
@@ -2850,1899 +2850,6 @@
           <w:szCs w:val="28"/>
         </w:rPr>
       </w:pPr>
-    </w:p>
-    <w:p>
-      <w:pPr>
-        <w:rPr>
-          <w:rFonts w:asciiTheme="majorHAnsi" w:hAnsiTheme="majorHAnsi" w:cstheme="majorHAnsi"/>
-          <w:sz w:val="28"/>
-          <w:szCs w:val="28"/>
-        </w:rPr>
-      </w:pPr>
-    </w:p>
-    <w:p>
-      <w:pPr>
-        <w:rPr>
-          <w:rFonts w:asciiTheme="majorHAnsi" w:hAnsiTheme="majorHAnsi" w:cstheme="majorHAnsi"/>
-          <w:sz w:val="28"/>
-          <w:szCs w:val="28"/>
-        </w:rPr>
-      </w:pPr>
-      <w:r>
-        <w:rPr>
-          <w:rFonts w:asciiTheme="majorHAnsi" w:hAnsiTheme="majorHAnsi" w:cstheme="majorHAnsi"/>
-          <w:sz w:val="28"/>
-          <w:szCs w:val="28"/>
-        </w:rPr>
-        <w:lastRenderedPageBreak/>
-        <mc:AlternateContent>
-          <mc:Choice Requires="wps">
-            <w:drawing>
-              <wp:inline distT="0" distB="0" distL="0" distR="0" wp14:anchorId="2678C809" wp14:editId="441F7673">
-                <wp:extent cx="11068050" cy="5530850"/>
-                <wp:effectExtent l="0" t="0" r="0" b="0"/>
-                <wp:docPr id="771296544" name="Rectangle 2"/>
-                <wp:cNvGraphicFramePr>
-                  <a:graphicFrameLocks xmlns:a="http://schemas.openxmlformats.org/drawingml/2006/main" noChangeAspect="1"/>
-                </wp:cNvGraphicFramePr>
-                <a:graphic xmlns:a="http://schemas.openxmlformats.org/drawingml/2006/main">
-                  <a:graphicData uri="http://schemas.microsoft.com/office/word/2010/wordprocessingShape">
-                    <wps:wsp>
-                      <wps:cNvSpPr>
-                        <a:spLocks noChangeAspect="1" noChangeArrowheads="1"/>
-                      </wps:cNvSpPr>
-                      <wps:spPr bwMode="auto">
-                        <a:xfrm>
-                          <a:off x="0" y="0"/>
-                          <a:ext cx="11068050" cy="5530850"/>
-                        </a:xfrm>
-                        <a:prstGeom prst="rect">
-                          <a:avLst/>
-                        </a:prstGeom>
-                        <a:noFill/>
-                        <a:ln>
-                          <a:noFill/>
-                        </a:ln>
-                        <a:extLst>
-                          <a:ext uri="{909E8E84-426E-40DD-AFC4-6F175D3DCCD1}">
-                            <a14:hiddenFill xmlns:a14="http://schemas.microsoft.com/office/drawing/2010/main">
-                              <a:solidFill>
-                                <a:srgbClr val="FFFFFF"/>
-                              </a:solidFill>
-                            </a14:hiddenFill>
-                          </a:ext>
-                          <a:ext uri="{91240B29-F687-4F45-9708-019B960494DF}">
-                            <a14:hiddenLine xmlns:a14="http://schemas.microsoft.com/office/drawing/2010/main" w="9525">
-                              <a:solidFill>
-                                <a:srgbClr val="000000"/>
-                              </a:solidFill>
-                              <a:miter lim="800000"/>
-                              <a:headEnd/>
-                              <a:tailEnd/>
-                            </a14:hiddenLine>
-                          </a:ext>
-                        </a:extLst>
-                      </wps:spPr>
-                      <wps:bodyPr rot="0" vert="horz" wrap="square" lIns="91440" tIns="45720" rIns="91440" bIns="45720" anchor="t" anchorCtr="0" upright="1">
-                        <a:noAutofit/>
-                      </wps:bodyPr>
-                    </wps:wsp>
-                  </a:graphicData>
-                </a:graphic>
-              </wp:inline>
-            </w:drawing>
-          </mc:Choice>
-          <mc:Fallback>
-            <w:pict>
-              <v:rect w14:anchorId="38A77A6B" id="Rectangle 2" o:spid="_x0000_s1026" style="width:871.5pt;height:435.5pt;visibility:visible;mso-wrap-style:square;mso-left-percent:-10001;mso-top-percent:-10001;mso-position-horizontal:absolute;mso-position-horizontal-relative:char;mso-position-vertical:absolute;mso-position-vertical-relative:line;mso-left-percent:-10001;mso-top-percent:-10001;v-text-anchor:top" o:gfxdata="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" filled="f" stroked="f">
-                <o:lock v:ext="edit" aspectratio="t"/>
-                <w10:anchorlock/>
-              </v:rect>
-            </w:pict>
-          </mc:Fallback>
-        </mc:AlternateContent>
-      </w:r>
-    </w:p>
-    <w:p>
-      <w:pPr>
-        <w:rPr>
-          <w:rFonts w:asciiTheme="majorHAnsi" w:hAnsiTheme="majorHAnsi" w:cstheme="majorHAnsi"/>
-          <w:sz w:val="28"/>
-          <w:szCs w:val="28"/>
-        </w:rPr>
-      </w:pPr>
-      <w:r>
-        <w:rPr>
-          <w:rFonts w:asciiTheme="majorHAnsi" w:hAnsiTheme="majorHAnsi" w:cstheme="majorHAnsi"/>
-          <w:sz w:val="28"/>
-          <w:szCs w:val="28"/>
-        </w:rPr>
-        <w:t xml:space="preserve">This actually looks </w:t>
-      </w:r>
-      <w:r>
-        <w:rPr>
-          <w:rFonts w:asciiTheme="majorHAnsi" w:hAnsiTheme="majorHAnsi" w:cstheme="majorHAnsi"/>
-          <w:b/>
-          <w:bCs/>
-          <w:sz w:val="28"/>
-          <w:szCs w:val="28"/>
-        </w:rPr>
-        <w:t>very good</w:t>
-      </w:r>
-      <w:r>
-        <w:rPr>
-          <w:rFonts w:asciiTheme="majorHAnsi" w:hAnsiTheme="majorHAnsi" w:cstheme="majorHAnsi"/>
-          <w:sz w:val="28"/>
-          <w:szCs w:val="28"/>
-        </w:rPr>
-        <w:t>. If I were your lecturer, my first impression would be that the document is neat and professional.</w:t>
-      </w:r>
-    </w:p>
-    <w:p>
-      <w:pPr>
-        <w:rPr>
-          <w:rFonts w:asciiTheme="majorHAnsi" w:hAnsiTheme="majorHAnsi" w:cstheme="majorHAnsi"/>
-          <w:sz w:val="28"/>
-          <w:szCs w:val="28"/>
-        </w:rPr>
-      </w:pPr>
-      <w:r>
-        <w:rPr>
-          <w:rFonts w:asciiTheme="majorHAnsi" w:hAnsiTheme="majorHAnsi" w:cstheme="majorHAnsi"/>
-          <w:sz w:val="28"/>
-          <w:szCs w:val="28"/>
-        </w:rPr>
-        <w:t xml:space="preserve">I'd rate this </w:t>
-      </w:r>
-      <w:r>
-        <w:rPr>
-          <w:rFonts w:asciiTheme="majorHAnsi" w:hAnsiTheme="majorHAnsi" w:cstheme="majorHAnsi"/>
-          <w:b/>
-          <w:bCs/>
-          <w:sz w:val="28"/>
-          <w:szCs w:val="28"/>
-        </w:rPr>
-        <w:t>8.8/10</w:t>
-      </w:r>
-      <w:r>
-        <w:rPr>
-          <w:rFonts w:asciiTheme="majorHAnsi" w:hAnsiTheme="majorHAnsi" w:cstheme="majorHAnsi"/>
-          <w:sz w:val="28"/>
-          <w:szCs w:val="28"/>
-        </w:rPr>
-        <w:t xml:space="preserve">. With just a few small improvements, it can easily become a </w:t>
-      </w:r>
-      <w:r>
-        <w:rPr>
-          <w:rFonts w:asciiTheme="majorHAnsi" w:hAnsiTheme="majorHAnsi" w:cstheme="majorHAnsi"/>
-          <w:b/>
-          <w:bCs/>
-          <w:sz w:val="28"/>
-          <w:szCs w:val="28"/>
-        </w:rPr>
-        <w:t>9.8–10/10</w:t>
-      </w:r>
-      <w:r>
-        <w:rPr>
-          <w:rFonts w:asciiTheme="majorHAnsi" w:hAnsiTheme="majorHAnsi" w:cstheme="majorHAnsi"/>
-          <w:sz w:val="28"/>
-          <w:szCs w:val="28"/>
-        </w:rPr>
-        <w:t>.</w:t>
-      </w:r>
-    </w:p>
-    <w:p>
-      <w:pPr>
-        <w:rPr>
-          <w:rFonts w:asciiTheme="majorHAnsi" w:hAnsiTheme="majorHAnsi" w:cstheme="majorHAnsi"/>
-          <w:b/>
-          <w:bCs/>
-          <w:sz w:val="28"/>
-          <w:szCs w:val="28"/>
-        </w:rPr>
-      </w:pPr>
-      <w:r>
-        <w:rPr>
-          <w:rFonts w:asciiTheme="majorHAnsi" w:hAnsiTheme="majorHAnsi" w:cstheme="majorHAnsi"/>
-          <w:b/>
-          <w:bCs/>
-          <w:sz w:val="28"/>
-          <w:szCs w:val="28"/>
-        </w:rPr>
-        <w:t xml:space="preserve">What you did well </w:t>
-      </w:r>
-      <w:r>
-        <w:rPr>
-          <w:rFonts w:ascii="Segoe UI Emoji" w:hAnsi="Segoe UI Emoji" w:cs="Segoe UI Emoji"/>
-          <w:b/>
-          <w:bCs/>
-          <w:sz w:val="28"/>
-          <w:szCs w:val="28"/>
-        </w:rPr>
-        <w:t>✅</w:t>
-      </w:r>
-    </w:p>
-    <w:p>
-      <w:pPr>
-        <w:numPr>
-          <w:ilvl w:val="0"/>
-          <w:numId w:val="12"/>
-        </w:numPr>
-        <w:rPr>
-          <w:rFonts w:asciiTheme="majorHAnsi" w:hAnsiTheme="majorHAnsi" w:cstheme="majorHAnsi"/>
-          <w:sz w:val="28"/>
-          <w:szCs w:val="28"/>
-        </w:rPr>
-      </w:pPr>
-      <w:r>
-        <w:rPr>
-          <w:rFonts w:asciiTheme="majorHAnsi" w:hAnsiTheme="majorHAnsi" w:cstheme="majorHAnsi"/>
-          <w:sz w:val="28"/>
-          <w:szCs w:val="28"/>
-        </w:rPr>
-        <w:t xml:space="preserve">Clean, uncluttered cover page. </w:t>
-      </w:r>
-    </w:p>
-    <w:p>
-      <w:pPr>
-        <w:numPr>
-          <w:ilvl w:val="0"/>
-          <w:numId w:val="12"/>
-        </w:numPr>
-        <w:rPr>
-          <w:rFonts w:asciiTheme="majorHAnsi" w:hAnsiTheme="majorHAnsi" w:cstheme="majorHAnsi"/>
-          <w:sz w:val="28"/>
-          <w:szCs w:val="28"/>
-        </w:rPr>
-      </w:pPr>
-      <w:r>
-        <w:rPr>
-          <w:rFonts w:asciiTheme="majorHAnsi" w:hAnsiTheme="majorHAnsi" w:cstheme="majorHAnsi"/>
-          <w:sz w:val="28"/>
-          <w:szCs w:val="28"/>
-        </w:rPr>
-        <w:t xml:space="preserve">Good choice of </w:t>
-      </w:r>
-      <w:r>
-        <w:rPr>
-          <w:rFonts w:asciiTheme="majorHAnsi" w:hAnsiTheme="majorHAnsi" w:cstheme="majorHAnsi"/>
-          <w:b/>
-          <w:bCs/>
-          <w:sz w:val="28"/>
-          <w:szCs w:val="28"/>
-        </w:rPr>
-        <w:t>Times New Roman</w:t>
-      </w:r>
-      <w:r>
-        <w:rPr>
-          <w:rFonts w:asciiTheme="majorHAnsi" w:hAnsiTheme="majorHAnsi" w:cstheme="majorHAnsi"/>
-          <w:sz w:val="28"/>
-          <w:szCs w:val="28"/>
-        </w:rPr>
-        <w:t xml:space="preserve">. </w:t>
-      </w:r>
-    </w:p>
-    <w:p>
-      <w:pPr>
-        <w:numPr>
-          <w:ilvl w:val="0"/>
-          <w:numId w:val="12"/>
-        </w:numPr>
-        <w:rPr>
-          <w:rFonts w:asciiTheme="majorHAnsi" w:hAnsiTheme="majorHAnsi" w:cstheme="majorHAnsi"/>
-          <w:sz w:val="28"/>
-          <w:szCs w:val="28"/>
-        </w:rPr>
-      </w:pPr>
-      <w:r>
-        <w:rPr>
-          <w:rFonts w:asciiTheme="majorHAnsi" w:hAnsiTheme="majorHAnsi" w:cstheme="majorHAnsi"/>
-          <w:sz w:val="28"/>
-          <w:szCs w:val="28"/>
-        </w:rPr>
-        <w:t xml:space="preserve">The title stands out. </w:t>
-      </w:r>
-    </w:p>
-    <w:p>
-      <w:pPr>
-        <w:numPr>
-          <w:ilvl w:val="0"/>
-          <w:numId w:val="12"/>
-        </w:numPr>
-        <w:rPr>
-          <w:rFonts w:asciiTheme="majorHAnsi" w:hAnsiTheme="majorHAnsi" w:cstheme="majorHAnsi"/>
-          <w:sz w:val="28"/>
-          <w:szCs w:val="28"/>
-        </w:rPr>
-      </w:pPr>
-      <w:r>
-        <w:rPr>
-          <w:rFonts w:asciiTheme="majorHAnsi" w:hAnsiTheme="majorHAnsi" w:cstheme="majorHAnsi"/>
-          <w:sz w:val="28"/>
-          <w:szCs w:val="28"/>
-        </w:rPr>
-        <w:t xml:space="preserve">Plenty of white space. </w:t>
-      </w:r>
-    </w:p>
-    <w:p>
-      <w:pPr>
-        <w:numPr>
-          <w:ilvl w:val="0"/>
-          <w:numId w:val="12"/>
-        </w:numPr>
-        <w:rPr>
-          <w:rFonts w:asciiTheme="majorHAnsi" w:hAnsiTheme="majorHAnsi" w:cstheme="majorHAnsi"/>
-          <w:sz w:val="28"/>
-          <w:szCs w:val="28"/>
-        </w:rPr>
-      </w:pPr>
-      <w:r>
-        <w:rPr>
-          <w:rFonts w:asciiTheme="majorHAnsi" w:hAnsiTheme="majorHAnsi" w:cstheme="majorHAnsi"/>
-          <w:sz w:val="28"/>
-          <w:szCs w:val="28"/>
-        </w:rPr>
-        <w:t xml:space="preserve">No unnecessary graphics or decorations. </w:t>
-      </w:r>
-    </w:p>
-    <w:p>
-      <w:pPr>
-        <w:numPr>
-          <w:ilvl w:val="0"/>
-          <w:numId w:val="12"/>
-        </w:numPr>
-        <w:rPr>
-          <w:rFonts w:asciiTheme="majorHAnsi" w:hAnsiTheme="majorHAnsi" w:cstheme="majorHAnsi"/>
-          <w:sz w:val="28"/>
-          <w:szCs w:val="28"/>
-        </w:rPr>
-      </w:pPr>
-      <w:r>
-        <w:rPr>
-          <w:rFonts w:asciiTheme="majorHAnsi" w:hAnsiTheme="majorHAnsi" w:cstheme="majorHAnsi"/>
-          <w:sz w:val="28"/>
-          <w:szCs w:val="28"/>
-        </w:rPr>
-        <w:lastRenderedPageBreak/>
-        <w:t xml:space="preserve">Everything is easy to read. </w:t>
-      </w:r>
-    </w:p>
-    <w:p>
-      <w:pPr>
-        <w:rPr>
-          <w:rFonts w:asciiTheme="majorHAnsi" w:hAnsiTheme="majorHAnsi" w:cstheme="majorHAnsi"/>
-          <w:sz w:val="28"/>
-          <w:szCs w:val="28"/>
-        </w:rPr>
-      </w:pPr>
-      <w:r>
-        <w:rPr>
-          <w:rFonts w:asciiTheme="majorHAnsi" w:hAnsiTheme="majorHAnsi" w:cstheme="majorHAnsi"/>
-          <w:sz w:val="28"/>
-          <w:szCs w:val="28"/>
-        </w:rPr>
-        <w:pict w14:anchorId="029ED604">
-          <v:rect id="_x0000_i1150" style="width:0;height:1.5pt" o:hralign="center" o:hrstd="t" o:hr="t" fillcolor="#a0a0a0" stroked="f"/>
-        </w:pict>
-      </w:r>
-    </w:p>
-    <w:p>
-      <w:pPr>
-        <w:rPr>
-          <w:rFonts w:asciiTheme="majorHAnsi" w:hAnsiTheme="majorHAnsi" w:cstheme="majorHAnsi"/>
-          <w:b/>
-          <w:bCs/>
-          <w:sz w:val="28"/>
-          <w:szCs w:val="28"/>
-        </w:rPr>
-      </w:pPr>
-      <w:r>
-        <w:rPr>
-          <w:rFonts w:asciiTheme="majorHAnsi" w:hAnsiTheme="majorHAnsi" w:cstheme="majorHAnsi"/>
-          <w:b/>
-          <w:bCs/>
-          <w:sz w:val="28"/>
-          <w:szCs w:val="28"/>
-        </w:rPr>
-        <w:t>What I'd improve</w:t>
-      </w:r>
-    </w:p>
-    <w:p>
-      <w:pPr>
-        <w:rPr>
-          <w:rFonts w:asciiTheme="majorHAnsi" w:hAnsiTheme="majorHAnsi" w:cstheme="majorHAnsi"/>
-          <w:b/>
-          <w:bCs/>
-          <w:sz w:val="28"/>
-          <w:szCs w:val="28"/>
-        </w:rPr>
-      </w:pPr>
-      <w:r>
-        <w:rPr>
-          <w:rFonts w:asciiTheme="majorHAnsi" w:hAnsiTheme="majorHAnsi" w:cstheme="majorHAnsi"/>
-          <w:b/>
-          <w:bCs/>
-          <w:sz w:val="28"/>
-          <w:szCs w:val="28"/>
-        </w:rPr>
-        <w:t>1. Center the information block</w:t>
-      </w:r>
-    </w:p>
-    <w:p>
-      <w:pPr>
-        <w:rPr>
-          <w:rFonts w:asciiTheme="majorHAnsi" w:hAnsiTheme="majorHAnsi" w:cstheme="majorHAnsi"/>
-          <w:sz w:val="28"/>
-          <w:szCs w:val="28"/>
-        </w:rPr>
-      </w:pPr>
-      <w:r>
-        <w:rPr>
-          <w:rFonts w:asciiTheme="majorHAnsi" w:hAnsiTheme="majorHAnsi" w:cstheme="majorHAnsi"/>
-          <w:sz w:val="28"/>
-          <w:szCs w:val="28"/>
-        </w:rPr>
-        <w:t>Right now, the labels and values start a bit too far to the left, making the page feel slightly unbalanced.</w:t>
-      </w:r>
-    </w:p>
-    <w:p>
-      <w:pPr>
-        <w:rPr>
-          <w:rFonts w:asciiTheme="majorHAnsi" w:hAnsiTheme="majorHAnsi" w:cstheme="majorHAnsi"/>
-          <w:sz w:val="28"/>
-          <w:szCs w:val="28"/>
-        </w:rPr>
-      </w:pPr>
-      <w:r>
-        <w:rPr>
-          <w:rFonts w:asciiTheme="majorHAnsi" w:hAnsiTheme="majorHAnsi" w:cstheme="majorHAnsi"/>
-          <w:sz w:val="28"/>
-          <w:szCs w:val="28"/>
-        </w:rPr>
-        <w:t>Instead, move the entire block (Course, Instructor, Submitted By, etc.) a little to the right so it sits more centrally on the page.</w:t>
-      </w:r>
-    </w:p>
-    <w:p>
-      <w:pPr>
-        <w:rPr>
-          <w:rFonts w:asciiTheme="majorHAnsi" w:hAnsiTheme="majorHAnsi" w:cstheme="majorHAnsi"/>
-          <w:sz w:val="28"/>
-          <w:szCs w:val="28"/>
-        </w:rPr>
-      </w:pPr>
-      <w:r>
-        <w:rPr>
-          <w:rFonts w:asciiTheme="majorHAnsi" w:hAnsiTheme="majorHAnsi" w:cstheme="majorHAnsi"/>
-          <w:sz w:val="28"/>
-          <w:szCs w:val="28"/>
-        </w:rPr>
-        <w:t>For example:</w:t>
-      </w:r>
-    </w:p>
-    <w:p>
-      <w:pPr>
-        <w:rPr>
-          <w:rFonts w:asciiTheme="majorHAnsi" w:hAnsiTheme="majorHAnsi" w:cstheme="majorHAnsi"/>
-          <w:sz w:val="28"/>
-          <w:szCs w:val="28"/>
-        </w:rPr>
-      </w:pPr>
-      <w:r>
-        <w:rPr>
-          <w:rFonts w:asciiTheme="majorHAnsi" w:hAnsiTheme="majorHAnsi" w:cstheme="majorHAnsi"/>
-          <w:sz w:val="28"/>
-          <w:szCs w:val="28"/>
-        </w:rPr>
-        <w:t xml:space="preserve">                         Course:        Manual Testing, API Testing,</w:t>
-      </w:r>
-      <w:r>
-        <w:rPr>
-          <w:rFonts w:asciiTheme="majorHAnsi" w:hAnsiTheme="majorHAnsi" w:cstheme="majorHAnsi"/>
-          <w:sz w:val="28"/>
-          <w:szCs w:val="28"/>
-        </w:rPr>
-        <w:br/>
-        <w:t xml:space="preserve">                                        JavaScript &amp; Cypress Automation</w:t>
-      </w:r>
-      <w:r>
-        <w:rPr>
-          <w:rFonts w:asciiTheme="majorHAnsi" w:hAnsiTheme="majorHAnsi" w:cstheme="majorHAnsi"/>
-          <w:sz w:val="28"/>
-          <w:szCs w:val="28"/>
-        </w:rPr>
-        <w:br/>
-      </w:r>
-      <w:r>
-        <w:rPr>
-          <w:rFonts w:asciiTheme="majorHAnsi" w:hAnsiTheme="majorHAnsi" w:cstheme="majorHAnsi"/>
-          <w:sz w:val="28"/>
-          <w:szCs w:val="28"/>
-        </w:rPr>
-        <w:br/>
-        <w:t xml:space="preserve">                         Instructor:    Joseph Adagba</w:t>
-      </w:r>
-      <w:r>
-        <w:rPr>
-          <w:rFonts w:asciiTheme="majorHAnsi" w:hAnsiTheme="majorHAnsi" w:cstheme="majorHAnsi"/>
-          <w:sz w:val="28"/>
-          <w:szCs w:val="28"/>
-        </w:rPr>
-        <w:br/>
-      </w:r>
-      <w:r>
-        <w:rPr>
-          <w:rFonts w:asciiTheme="majorHAnsi" w:hAnsiTheme="majorHAnsi" w:cstheme="majorHAnsi"/>
-          <w:sz w:val="28"/>
-          <w:szCs w:val="28"/>
-        </w:rPr>
-        <w:br/>
-        <w:t xml:space="preserve">                         Submitted By:  </w:t>
-      </w:r>
-      <w:proofErr w:type="spellStart"/>
-      <w:r>
-        <w:rPr>
-          <w:rFonts w:asciiTheme="majorHAnsi" w:hAnsiTheme="majorHAnsi" w:cstheme="majorHAnsi"/>
-          <w:sz w:val="28"/>
-          <w:szCs w:val="28"/>
-        </w:rPr>
-        <w:t>Aghware</w:t>
-      </w:r>
-      <w:proofErr w:type="spellEnd"/>
-      <w:r>
-        <w:rPr>
-          <w:rFonts w:asciiTheme="majorHAnsi" w:hAnsiTheme="majorHAnsi" w:cstheme="majorHAnsi"/>
-          <w:sz w:val="28"/>
-          <w:szCs w:val="28"/>
-        </w:rPr>
-        <w:t xml:space="preserve"> </w:t>
-      </w:r>
-      <w:proofErr w:type="spellStart"/>
-      <w:r>
-        <w:rPr>
-          <w:rFonts w:asciiTheme="majorHAnsi" w:hAnsiTheme="majorHAnsi" w:cstheme="majorHAnsi"/>
-          <w:sz w:val="28"/>
-          <w:szCs w:val="28"/>
-        </w:rPr>
-        <w:t>Eguono</w:t>
-      </w:r>
-      <w:proofErr w:type="spellEnd"/>
-      <w:r>
-        <w:rPr>
-          <w:rFonts w:asciiTheme="majorHAnsi" w:hAnsiTheme="majorHAnsi" w:cstheme="majorHAnsi"/>
-          <w:sz w:val="28"/>
-          <w:szCs w:val="28"/>
-        </w:rPr>
-        <w:t xml:space="preserve"> Joshua</w:t>
-      </w:r>
-      <w:r>
-        <w:rPr>
-          <w:rFonts w:asciiTheme="majorHAnsi" w:hAnsiTheme="majorHAnsi" w:cstheme="majorHAnsi"/>
-          <w:sz w:val="28"/>
-          <w:szCs w:val="28"/>
-        </w:rPr>
-        <w:br/>
-      </w:r>
-      <w:r>
-        <w:rPr>
-          <w:rFonts w:asciiTheme="majorHAnsi" w:hAnsiTheme="majorHAnsi" w:cstheme="majorHAnsi"/>
-          <w:sz w:val="28"/>
-          <w:szCs w:val="28"/>
-        </w:rPr>
-        <w:br/>
-        <w:t xml:space="preserve">                         Project:       Software Quality Testing Final Project</w:t>
-      </w:r>
-      <w:r>
-        <w:rPr>
-          <w:rFonts w:asciiTheme="majorHAnsi" w:hAnsiTheme="majorHAnsi" w:cstheme="majorHAnsi"/>
-          <w:sz w:val="28"/>
-          <w:szCs w:val="28"/>
-        </w:rPr>
-        <w:br/>
-      </w:r>
-      <w:r>
-        <w:rPr>
-          <w:rFonts w:asciiTheme="majorHAnsi" w:hAnsiTheme="majorHAnsi" w:cstheme="majorHAnsi"/>
-          <w:sz w:val="28"/>
-          <w:szCs w:val="28"/>
-        </w:rPr>
-        <w:br/>
-        <w:t xml:space="preserve">                         Date:          July 2026</w:t>
-      </w:r>
-    </w:p>
-    <w:p>
-      <w:pPr>
-        <w:rPr>
-          <w:rFonts w:asciiTheme="majorHAnsi" w:hAnsiTheme="majorHAnsi" w:cstheme="majorHAnsi"/>
-          <w:sz w:val="28"/>
-          <w:szCs w:val="28"/>
-        </w:rPr>
-      </w:pPr>
-      <w:r>
-        <w:rPr>
-          <w:rFonts w:asciiTheme="majorHAnsi" w:hAnsiTheme="majorHAnsi" w:cstheme="majorHAnsi"/>
-          <w:sz w:val="28"/>
-          <w:szCs w:val="28"/>
-        </w:rPr>
-        <w:pict w14:anchorId="22851BA4">
-          <v:rect id="_x0000_i1151" style="width:0;height:1.5pt" o:hralign="center" o:hrstd="t" o:hr="t" fillcolor="#a0a0a0" stroked="f"/>
-        </w:pict>
-      </w:r>
-    </w:p>
-    <w:p>
-      <w:pPr>
-        <w:rPr>
-          <w:rFonts w:asciiTheme="majorHAnsi" w:hAnsiTheme="majorHAnsi" w:cstheme="majorHAnsi"/>
-          <w:b/>
-          <w:bCs/>
-          <w:sz w:val="28"/>
-          <w:szCs w:val="28"/>
-        </w:rPr>
-      </w:pPr>
-      <w:r>
-        <w:rPr>
-          <w:rFonts w:asciiTheme="majorHAnsi" w:hAnsiTheme="majorHAnsi" w:cstheme="majorHAnsi"/>
-          <w:b/>
-          <w:bCs/>
-          <w:sz w:val="28"/>
-          <w:szCs w:val="28"/>
-        </w:rPr>
-        <w:t>2. Make the project title more descriptive</w:t>
-      </w:r>
-    </w:p>
-    <w:p>
-      <w:pPr>
-        <w:rPr>
-          <w:rFonts w:asciiTheme="majorHAnsi" w:hAnsiTheme="majorHAnsi" w:cstheme="majorHAnsi"/>
-          <w:sz w:val="28"/>
-          <w:szCs w:val="28"/>
-        </w:rPr>
-      </w:pPr>
-      <w:r>
-        <w:rPr>
-          <w:rFonts w:asciiTheme="majorHAnsi" w:hAnsiTheme="majorHAnsi" w:cstheme="majorHAnsi"/>
-          <w:sz w:val="28"/>
-          <w:szCs w:val="28"/>
-        </w:rPr>
-        <w:t>Instead of:</w:t>
-      </w:r>
-    </w:p>
-    <w:p>
-      <w:pPr>
-        <w:rPr>
-          <w:rFonts w:asciiTheme="majorHAnsi" w:hAnsiTheme="majorHAnsi" w:cstheme="majorHAnsi"/>
-          <w:sz w:val="28"/>
-          <w:szCs w:val="28"/>
-        </w:rPr>
-      </w:pPr>
-      <w:r>
-        <w:rPr>
-          <w:rFonts w:asciiTheme="majorHAnsi" w:hAnsiTheme="majorHAnsi" w:cstheme="majorHAnsi"/>
-          <w:sz w:val="28"/>
-          <w:szCs w:val="28"/>
-        </w:rPr>
-        <w:t>QA Final Project</w:t>
-      </w:r>
-    </w:p>
-    <w:p>
-      <w:pPr>
-        <w:rPr>
-          <w:rFonts w:asciiTheme="majorHAnsi" w:hAnsiTheme="majorHAnsi" w:cstheme="majorHAnsi"/>
-          <w:sz w:val="28"/>
-          <w:szCs w:val="28"/>
-        </w:rPr>
-      </w:pPr>
-      <w:r>
-        <w:rPr>
-          <w:rFonts w:asciiTheme="majorHAnsi" w:hAnsiTheme="majorHAnsi" w:cstheme="majorHAnsi"/>
-          <w:sz w:val="28"/>
-          <w:szCs w:val="28"/>
-        </w:rPr>
-        <w:t>Use:</w:t>
-      </w:r>
-    </w:p>
-    <w:p>
-      <w:pPr>
-        <w:rPr>
-          <w:rFonts w:asciiTheme="majorHAnsi" w:hAnsiTheme="majorHAnsi" w:cstheme="majorHAnsi"/>
-          <w:sz w:val="28"/>
-          <w:szCs w:val="28"/>
-        </w:rPr>
-      </w:pPr>
-      <w:r>
-        <w:rPr>
-          <w:rFonts w:asciiTheme="majorHAnsi" w:hAnsiTheme="majorHAnsi" w:cstheme="majorHAnsi"/>
-          <w:b/>
-          <w:bCs/>
-          <w:sz w:val="28"/>
-          <w:szCs w:val="28"/>
-        </w:rPr>
-        <w:t>Software Quality Testing Final Project</w:t>
-      </w:r>
-    </w:p>
-    <w:p>
-      <w:pPr>
-        <w:rPr>
-          <w:rFonts w:asciiTheme="majorHAnsi" w:hAnsiTheme="majorHAnsi" w:cstheme="majorHAnsi"/>
-          <w:sz w:val="28"/>
-          <w:szCs w:val="28"/>
-        </w:rPr>
-      </w:pPr>
-      <w:r>
-        <w:rPr>
-          <w:rFonts w:asciiTheme="majorHAnsi" w:hAnsiTheme="majorHAnsi" w:cstheme="majorHAnsi"/>
-          <w:sz w:val="28"/>
-          <w:szCs w:val="28"/>
-        </w:rPr>
-        <w:t>It matches the assignment title and looks more formal.</w:t>
-      </w:r>
-    </w:p>
-    <w:p>
-      <w:pPr>
-        <w:rPr>
-          <w:rFonts w:asciiTheme="majorHAnsi" w:hAnsiTheme="majorHAnsi" w:cstheme="majorHAnsi"/>
-          <w:sz w:val="28"/>
-          <w:szCs w:val="28"/>
-        </w:rPr>
-      </w:pPr>
-      <w:r>
-        <w:rPr>
-          <w:rFonts w:asciiTheme="majorHAnsi" w:hAnsiTheme="majorHAnsi" w:cstheme="majorHAnsi"/>
-          <w:sz w:val="28"/>
-          <w:szCs w:val="28"/>
-        </w:rPr>
-        <w:pict w14:anchorId="6782214B">
-          <v:rect id="_x0000_i1152" style="width:0;height:1.5pt" o:hralign="center" o:hrstd="t" o:hr="t" fillcolor="#a0a0a0" stroked="f"/>
-        </w:pict>
-      </w:r>
-    </w:p>
-    <w:p>
-      <w:pPr>
-        <w:rPr>
-          <w:rFonts w:asciiTheme="majorHAnsi" w:hAnsiTheme="majorHAnsi" w:cstheme="majorHAnsi"/>
-          <w:b/>
-          <w:bCs/>
-          <w:sz w:val="28"/>
-          <w:szCs w:val="28"/>
-        </w:rPr>
-      </w:pPr>
-      <w:r>
-        <w:rPr>
-          <w:rFonts w:asciiTheme="majorHAnsi" w:hAnsiTheme="majorHAnsi" w:cstheme="majorHAnsi"/>
-          <w:b/>
-          <w:bCs/>
-          <w:sz w:val="28"/>
-          <w:szCs w:val="28"/>
-        </w:rPr>
-        <w:t>3. Align the values</w:t>
-      </w:r>
-    </w:p>
-    <w:p>
-      <w:pPr>
-        <w:rPr>
-          <w:rFonts w:asciiTheme="majorHAnsi" w:hAnsiTheme="majorHAnsi" w:cstheme="majorHAnsi"/>
-          <w:sz w:val="28"/>
-          <w:szCs w:val="28"/>
-        </w:rPr>
-      </w:pPr>
-      <w:r>
-        <w:rPr>
-          <w:rFonts w:asciiTheme="majorHAnsi" w:hAnsiTheme="majorHAnsi" w:cstheme="majorHAnsi"/>
-          <w:sz w:val="28"/>
-          <w:szCs w:val="28"/>
-        </w:rPr>
-        <w:t>I noticed:</w:t>
-      </w:r>
-    </w:p>
-    <w:p>
-      <w:pPr>
-        <w:rPr>
-          <w:rFonts w:asciiTheme="majorHAnsi" w:hAnsiTheme="majorHAnsi" w:cstheme="majorHAnsi"/>
-          <w:sz w:val="28"/>
-          <w:szCs w:val="28"/>
-        </w:rPr>
-      </w:pPr>
-      <w:r>
-        <w:rPr>
-          <w:rFonts w:asciiTheme="majorHAnsi" w:hAnsiTheme="majorHAnsi" w:cstheme="majorHAnsi"/>
-          <w:sz w:val="28"/>
-          <w:szCs w:val="28"/>
-        </w:rPr>
-        <w:lastRenderedPageBreak/>
-        <w:t>Course:        Manual Testing...</w:t>
-      </w:r>
-      <w:r>
-        <w:rPr>
-          <w:rFonts w:asciiTheme="majorHAnsi" w:hAnsiTheme="majorHAnsi" w:cstheme="majorHAnsi"/>
-          <w:sz w:val="28"/>
-          <w:szCs w:val="28"/>
-        </w:rPr>
-        <w:br/>
-      </w:r>
-      <w:proofErr w:type="spellStart"/>
-      <w:proofErr w:type="gramStart"/>
-      <w:r>
-        <w:rPr>
-          <w:rFonts w:asciiTheme="majorHAnsi" w:hAnsiTheme="majorHAnsi" w:cstheme="majorHAnsi"/>
-          <w:sz w:val="28"/>
-          <w:szCs w:val="28"/>
-        </w:rPr>
-        <w:t>Instructor:Joseph</w:t>
-      </w:r>
-      <w:proofErr w:type="spellEnd"/>
-      <w:proofErr w:type="gramEnd"/>
-      <w:r>
-        <w:rPr>
-          <w:rFonts w:asciiTheme="majorHAnsi" w:hAnsiTheme="majorHAnsi" w:cstheme="majorHAnsi"/>
-          <w:sz w:val="28"/>
-          <w:szCs w:val="28"/>
-        </w:rPr>
-        <w:t xml:space="preserve"> Adagba</w:t>
-      </w:r>
-    </w:p>
-    <w:p>
-      <w:pPr>
-        <w:rPr>
-          <w:rFonts w:asciiTheme="majorHAnsi" w:hAnsiTheme="majorHAnsi" w:cstheme="majorHAnsi"/>
-          <w:sz w:val="28"/>
-          <w:szCs w:val="28"/>
-        </w:rPr>
-      </w:pPr>
-      <w:r>
-        <w:rPr>
-          <w:rFonts w:asciiTheme="majorHAnsi" w:hAnsiTheme="majorHAnsi" w:cstheme="majorHAnsi"/>
-          <w:sz w:val="28"/>
-          <w:szCs w:val="28"/>
-        </w:rPr>
-        <w:t xml:space="preserve">The values should all begin from the </w:t>
-      </w:r>
-      <w:r>
-        <w:rPr>
-          <w:rFonts w:asciiTheme="majorHAnsi" w:hAnsiTheme="majorHAnsi" w:cstheme="majorHAnsi"/>
-          <w:b/>
-          <w:bCs/>
-          <w:sz w:val="28"/>
-          <w:szCs w:val="28"/>
-        </w:rPr>
-        <w:t>same vertical line</w:t>
-      </w:r>
-      <w:r>
-        <w:rPr>
-          <w:rFonts w:asciiTheme="majorHAnsi" w:hAnsiTheme="majorHAnsi" w:cstheme="majorHAnsi"/>
-          <w:sz w:val="28"/>
-          <w:szCs w:val="28"/>
-        </w:rPr>
-        <w:t>.</w:t>
-      </w:r>
-    </w:p>
-    <w:p>
-      <w:pPr>
-        <w:rPr>
-          <w:rFonts w:asciiTheme="majorHAnsi" w:hAnsiTheme="majorHAnsi" w:cstheme="majorHAnsi"/>
-          <w:sz w:val="28"/>
-          <w:szCs w:val="28"/>
-        </w:rPr>
-      </w:pPr>
-      <w:r>
-        <w:rPr>
-          <w:rFonts w:asciiTheme="majorHAnsi" w:hAnsiTheme="majorHAnsi" w:cstheme="majorHAnsi"/>
-          <w:sz w:val="28"/>
-          <w:szCs w:val="28"/>
-        </w:rPr>
-        <w:t xml:space="preserve">The easiest way in Microsoft Word is to use a </w:t>
-      </w:r>
-      <w:r>
-        <w:rPr>
-          <w:rFonts w:asciiTheme="majorHAnsi" w:hAnsiTheme="majorHAnsi" w:cstheme="majorHAnsi"/>
-          <w:b/>
-          <w:bCs/>
-          <w:sz w:val="28"/>
-          <w:szCs w:val="28"/>
-        </w:rPr>
-        <w:t>2-column table</w:t>
-      </w:r>
-      <w:r>
-        <w:rPr>
-          <w:rFonts w:asciiTheme="majorHAnsi" w:hAnsiTheme="majorHAnsi" w:cstheme="majorHAnsi"/>
-          <w:sz w:val="28"/>
-          <w:szCs w:val="28"/>
-        </w:rPr>
-        <w:t>:</w:t>
-      </w:r>
-    </w:p>
-    <w:p>
-      <w:pPr>
-        <w:numPr>
-          <w:ilvl w:val="0"/>
-          <w:numId w:val="13"/>
-        </w:numPr>
-        <w:rPr>
-          <w:rFonts w:asciiTheme="majorHAnsi" w:hAnsiTheme="majorHAnsi" w:cstheme="majorHAnsi"/>
-          <w:sz w:val="28"/>
-          <w:szCs w:val="28"/>
-        </w:rPr>
-      </w:pPr>
-      <w:r>
-        <w:rPr>
-          <w:rFonts w:asciiTheme="majorHAnsi" w:hAnsiTheme="majorHAnsi" w:cstheme="majorHAnsi"/>
-          <w:sz w:val="28"/>
-          <w:szCs w:val="28"/>
-        </w:rPr>
-        <w:t xml:space="preserve">Column 1: Labels </w:t>
-      </w:r>
-    </w:p>
-    <w:p>
-      <w:pPr>
-        <w:numPr>
-          <w:ilvl w:val="0"/>
-          <w:numId w:val="13"/>
-        </w:numPr>
-        <w:rPr>
-          <w:rFonts w:asciiTheme="majorHAnsi" w:hAnsiTheme="majorHAnsi" w:cstheme="majorHAnsi"/>
-          <w:sz w:val="28"/>
-          <w:szCs w:val="28"/>
-        </w:rPr>
-      </w:pPr>
-      <w:r>
-        <w:rPr>
-          <w:rFonts w:asciiTheme="majorHAnsi" w:hAnsiTheme="majorHAnsi" w:cstheme="majorHAnsi"/>
-          <w:sz w:val="28"/>
-          <w:szCs w:val="28"/>
-        </w:rPr>
-        <w:t xml:space="preserve">Column 2: Values </w:t>
-      </w:r>
-    </w:p>
-    <w:p>
-      <w:pPr>
-        <w:rPr>
-          <w:rFonts w:asciiTheme="majorHAnsi" w:hAnsiTheme="majorHAnsi" w:cstheme="majorHAnsi"/>
-          <w:sz w:val="28"/>
-          <w:szCs w:val="28"/>
-        </w:rPr>
-      </w:pPr>
-      <w:r>
-        <w:rPr>
-          <w:rFonts w:asciiTheme="majorHAnsi" w:hAnsiTheme="majorHAnsi" w:cstheme="majorHAnsi"/>
-          <w:sz w:val="28"/>
-          <w:szCs w:val="28"/>
-        </w:rPr>
-        <w:t>Then remove all table borders.</w:t>
-      </w:r>
-    </w:p>
-    <w:p>
-      <w:pPr>
-        <w:rPr>
-          <w:rFonts w:asciiTheme="majorHAnsi" w:hAnsiTheme="majorHAnsi" w:cstheme="majorHAnsi"/>
-          <w:sz w:val="28"/>
-          <w:szCs w:val="28"/>
-        </w:rPr>
-      </w:pPr>
-      <w:r>
-        <w:rPr>
-          <w:rFonts w:asciiTheme="majorHAnsi" w:hAnsiTheme="majorHAnsi" w:cstheme="majorHAnsi"/>
-          <w:sz w:val="28"/>
-          <w:szCs w:val="28"/>
-        </w:rPr>
-        <w:t>This keeps everything perfectly aligned.</w:t>
-      </w:r>
-    </w:p>
-    <w:p>
-      <w:pPr>
-        <w:rPr>
-          <w:rFonts w:asciiTheme="majorHAnsi" w:hAnsiTheme="majorHAnsi" w:cstheme="majorHAnsi"/>
-          <w:sz w:val="28"/>
-          <w:szCs w:val="28"/>
-        </w:rPr>
-      </w:pPr>
-      <w:r>
-        <w:rPr>
-          <w:rFonts w:asciiTheme="majorHAnsi" w:hAnsiTheme="majorHAnsi" w:cstheme="majorHAnsi"/>
-          <w:sz w:val="28"/>
-          <w:szCs w:val="28"/>
-        </w:rPr>
-        <w:pict w14:anchorId="06442C5E">
-          <v:rect id="_x0000_i1153" style="width:0;height:1.5pt" o:hralign="center" o:hrstd="t" o:hr="t" fillcolor="#a0a0a0" stroked="f"/>
-        </w:pict>
-      </w:r>
-    </w:p>
-    <w:p>
-      <w:pPr>
-        <w:rPr>
-          <w:rFonts w:asciiTheme="majorHAnsi" w:hAnsiTheme="majorHAnsi" w:cstheme="majorHAnsi"/>
-          <w:b/>
-          <w:bCs/>
-          <w:sz w:val="28"/>
-          <w:szCs w:val="28"/>
-        </w:rPr>
-      </w:pPr>
-      <w:r>
-        <w:rPr>
-          <w:rFonts w:asciiTheme="majorHAnsi" w:hAnsiTheme="majorHAnsi" w:cstheme="majorHAnsi"/>
-          <w:b/>
-          <w:bCs/>
-          <w:sz w:val="28"/>
-          <w:szCs w:val="28"/>
-        </w:rPr>
-        <w:t>4. Increase the spacing between title and body</w:t>
-      </w:r>
-    </w:p>
-    <w:p>
-      <w:pPr>
-        <w:rPr>
-          <w:rFonts w:asciiTheme="majorHAnsi" w:hAnsiTheme="majorHAnsi" w:cstheme="majorHAnsi"/>
-          <w:sz w:val="28"/>
-          <w:szCs w:val="28"/>
-        </w:rPr>
-      </w:pPr>
-      <w:r>
-        <w:rPr>
-          <w:rFonts w:asciiTheme="majorHAnsi" w:hAnsiTheme="majorHAnsi" w:cstheme="majorHAnsi"/>
-          <w:sz w:val="28"/>
-          <w:szCs w:val="28"/>
-        </w:rPr>
-        <w:t xml:space="preserve">There is a little too much empty space after </w:t>
-      </w:r>
-      <w:r>
-        <w:rPr>
-          <w:rFonts w:asciiTheme="majorHAnsi" w:hAnsiTheme="majorHAnsi" w:cstheme="majorHAnsi"/>
-          <w:b/>
-          <w:bCs/>
-          <w:sz w:val="28"/>
-          <w:szCs w:val="28"/>
-        </w:rPr>
-        <w:t>FINAL EXAMINATION</w:t>
-      </w:r>
-      <w:r>
-        <w:rPr>
-          <w:rFonts w:asciiTheme="majorHAnsi" w:hAnsiTheme="majorHAnsi" w:cstheme="majorHAnsi"/>
-          <w:sz w:val="28"/>
-          <w:szCs w:val="28"/>
-        </w:rPr>
-        <w:t>.</w:t>
-      </w:r>
-    </w:p>
-    <w:p>
-      <w:pPr>
-        <w:rPr>
-          <w:rFonts w:asciiTheme="majorHAnsi" w:hAnsiTheme="majorHAnsi" w:cstheme="majorHAnsi"/>
-          <w:sz w:val="28"/>
-          <w:szCs w:val="28"/>
-        </w:rPr>
-      </w:pPr>
-      <w:r>
-        <w:rPr>
-          <w:rFonts w:asciiTheme="majorHAnsi" w:hAnsiTheme="majorHAnsi" w:cstheme="majorHAnsi"/>
-          <w:sz w:val="28"/>
-          <w:szCs w:val="28"/>
-        </w:rPr>
-        <w:t>I'd reduce it slightly so the page looks balanced.</w:t>
-      </w:r>
-    </w:p>
-    <w:p>
-      <w:pPr>
-        <w:rPr>
-          <w:rFonts w:asciiTheme="majorHAnsi" w:hAnsiTheme="majorHAnsi" w:cstheme="majorHAnsi"/>
-          <w:sz w:val="28"/>
-          <w:szCs w:val="28"/>
-        </w:rPr>
-      </w:pPr>
-      <w:r>
-        <w:rPr>
-          <w:rFonts w:asciiTheme="majorHAnsi" w:hAnsiTheme="majorHAnsi" w:cstheme="majorHAnsi"/>
-          <w:sz w:val="28"/>
-          <w:szCs w:val="28"/>
-        </w:rPr>
-        <w:pict w14:anchorId="0066B7C4">
-          <v:rect id="_x0000_i1154" style="width:0;height:1.5pt" o:hralign="center" o:hrstd="t" o:hr="t" fillcolor="#a0a0a0" stroked="f"/>
-        </w:pict>
-      </w:r>
-    </w:p>
-    <w:p>
-      <w:pPr>
-        <w:rPr>
-          <w:rFonts w:asciiTheme="majorHAnsi" w:hAnsiTheme="majorHAnsi" w:cstheme="majorHAnsi"/>
-          <w:b/>
-          <w:bCs/>
-          <w:sz w:val="28"/>
-          <w:szCs w:val="28"/>
-        </w:rPr>
-      </w:pPr>
-      <w:r>
-        <w:rPr>
-          <w:rFonts w:asciiTheme="majorHAnsi" w:hAnsiTheme="majorHAnsi" w:cstheme="majorHAnsi"/>
-          <w:b/>
-          <w:bCs/>
-          <w:sz w:val="28"/>
-          <w:szCs w:val="28"/>
-        </w:rPr>
-        <w:t>5. Name consistency</w:t>
-      </w:r>
-    </w:p>
-    <w:p>
-      <w:pPr>
-        <w:rPr>
-          <w:rFonts w:asciiTheme="majorHAnsi" w:hAnsiTheme="majorHAnsi" w:cstheme="majorHAnsi"/>
-          <w:sz w:val="28"/>
-          <w:szCs w:val="28"/>
-        </w:rPr>
-      </w:pPr>
-      <w:r>
-        <w:rPr>
-          <w:rFonts w:asciiTheme="majorHAnsi" w:hAnsiTheme="majorHAnsi" w:cstheme="majorHAnsi"/>
-          <w:sz w:val="28"/>
-          <w:szCs w:val="28"/>
-        </w:rPr>
-        <w:t>Earlier, your CV used:</w:t>
-      </w:r>
-    </w:p>
-    <w:p>
-      <w:pPr>
-        <w:rPr>
-          <w:rFonts w:asciiTheme="majorHAnsi" w:hAnsiTheme="majorHAnsi" w:cstheme="majorHAnsi"/>
-          <w:sz w:val="28"/>
-          <w:szCs w:val="28"/>
-        </w:rPr>
-      </w:pPr>
-      <w:r>
-        <w:rPr>
-          <w:rFonts w:asciiTheme="majorHAnsi" w:hAnsiTheme="majorHAnsi" w:cstheme="majorHAnsi"/>
-          <w:b/>
-          <w:bCs/>
-          <w:sz w:val="28"/>
-          <w:szCs w:val="28"/>
-        </w:rPr>
-        <w:t>AGHWARE EGUONO JOSHUA</w:t>
-      </w:r>
-    </w:p>
-    <w:p>
-      <w:pPr>
-        <w:rPr>
-          <w:rFonts w:asciiTheme="majorHAnsi" w:hAnsiTheme="majorHAnsi" w:cstheme="majorHAnsi"/>
-          <w:sz w:val="28"/>
-          <w:szCs w:val="28"/>
-        </w:rPr>
-      </w:pPr>
-      <w:r>
-        <w:rPr>
-          <w:rFonts w:asciiTheme="majorHAnsi" w:hAnsiTheme="majorHAnsi" w:cstheme="majorHAnsi"/>
-          <w:sz w:val="28"/>
-          <w:szCs w:val="28"/>
-        </w:rPr>
-        <w:t>On this cover page you have:</w:t>
-      </w:r>
-    </w:p>
-    <w:p>
-      <w:pPr>
-        <w:rPr>
-          <w:rFonts w:asciiTheme="majorHAnsi" w:hAnsiTheme="majorHAnsi" w:cstheme="majorHAnsi"/>
-          <w:sz w:val="28"/>
-          <w:szCs w:val="28"/>
-        </w:rPr>
-      </w:pPr>
-      <w:proofErr w:type="spellStart"/>
-      <w:r>
-        <w:rPr>
-          <w:rFonts w:asciiTheme="majorHAnsi" w:hAnsiTheme="majorHAnsi" w:cstheme="majorHAnsi"/>
-          <w:b/>
-          <w:bCs/>
-          <w:sz w:val="28"/>
-          <w:szCs w:val="28"/>
-        </w:rPr>
-        <w:t>Aghware</w:t>
-      </w:r>
-      <w:proofErr w:type="spellEnd"/>
-      <w:r>
-        <w:rPr>
-          <w:rFonts w:asciiTheme="majorHAnsi" w:hAnsiTheme="majorHAnsi" w:cstheme="majorHAnsi"/>
-          <w:b/>
-          <w:bCs/>
-          <w:sz w:val="28"/>
-          <w:szCs w:val="28"/>
-        </w:rPr>
-        <w:t xml:space="preserve"> </w:t>
-      </w:r>
-      <w:proofErr w:type="spellStart"/>
-      <w:r>
-        <w:rPr>
-          <w:rFonts w:asciiTheme="majorHAnsi" w:hAnsiTheme="majorHAnsi" w:cstheme="majorHAnsi"/>
-          <w:b/>
-          <w:bCs/>
-          <w:sz w:val="28"/>
-          <w:szCs w:val="28"/>
-        </w:rPr>
-        <w:t>Eguono</w:t>
-      </w:r>
-      <w:proofErr w:type="spellEnd"/>
-      <w:r>
-        <w:rPr>
-          <w:rFonts w:asciiTheme="majorHAnsi" w:hAnsiTheme="majorHAnsi" w:cstheme="majorHAnsi"/>
-          <w:b/>
-          <w:bCs/>
-          <w:sz w:val="28"/>
-          <w:szCs w:val="28"/>
-        </w:rPr>
-        <w:t xml:space="preserve"> Joshua</w:t>
-      </w:r>
-    </w:p>
-    <w:p>
-      <w:pPr>
-        <w:rPr>
-          <w:rFonts w:asciiTheme="majorHAnsi" w:hAnsiTheme="majorHAnsi" w:cstheme="majorHAnsi"/>
-          <w:sz w:val="28"/>
-          <w:szCs w:val="28"/>
-        </w:rPr>
-      </w:pPr>
-      <w:r>
-        <w:rPr>
-          <w:rFonts w:asciiTheme="majorHAnsi" w:hAnsiTheme="majorHAnsi" w:cstheme="majorHAnsi"/>
-          <w:sz w:val="28"/>
-          <w:szCs w:val="28"/>
-        </w:rPr>
-        <w:t xml:space="preserve">Use </w:t>
-      </w:r>
-      <w:r>
-        <w:rPr>
-          <w:rFonts w:asciiTheme="majorHAnsi" w:hAnsiTheme="majorHAnsi" w:cstheme="majorHAnsi"/>
-          <w:b/>
-          <w:bCs/>
-          <w:sz w:val="28"/>
-          <w:szCs w:val="28"/>
-        </w:rPr>
-        <w:t>the exact name you normally use for your academic submissions</w:t>
-      </w:r>
-      <w:r>
-        <w:rPr>
-          <w:rFonts w:asciiTheme="majorHAnsi" w:hAnsiTheme="majorHAnsi" w:cstheme="majorHAnsi"/>
-          <w:sz w:val="28"/>
-          <w:szCs w:val="28"/>
-        </w:rPr>
-        <w:t>. Consistency is important.</w:t>
-      </w:r>
-    </w:p>
-    <w:p>
-      <w:pPr>
-        <w:rPr>
-          <w:rFonts w:asciiTheme="majorHAnsi" w:hAnsiTheme="majorHAnsi" w:cstheme="majorHAnsi"/>
-          <w:sz w:val="28"/>
-          <w:szCs w:val="28"/>
-        </w:rPr>
-      </w:pPr>
-      <w:r>
-        <w:rPr>
-          <w:rFonts w:asciiTheme="majorHAnsi" w:hAnsiTheme="majorHAnsi" w:cstheme="majorHAnsi"/>
-          <w:sz w:val="28"/>
-          <w:szCs w:val="28"/>
-        </w:rPr>
-        <w:pict w14:anchorId="7FA494B8">
-          <v:rect id="_x0000_i1155" style="width:0;height:1.5pt" o:hralign="center" o:hrstd="t" o:hr="t" fillcolor="#a0a0a0" stroked="f"/>
-        </w:pict>
-      </w:r>
-    </w:p>
-    <w:p>
-      <w:pPr>
-        <w:rPr>
-          <w:rFonts w:asciiTheme="majorHAnsi" w:hAnsiTheme="majorHAnsi" w:cstheme="majorHAnsi"/>
-          <w:b/>
-          <w:bCs/>
-          <w:sz w:val="28"/>
-          <w:szCs w:val="28"/>
-        </w:rPr>
-      </w:pPr>
-      <w:r>
-        <w:rPr>
-          <w:rFonts w:asciiTheme="majorHAnsi" w:hAnsiTheme="majorHAnsi" w:cstheme="majorHAnsi"/>
-          <w:b/>
-          <w:bCs/>
-          <w:sz w:val="28"/>
-          <w:szCs w:val="28"/>
-        </w:rPr>
-        <w:t>The one thing I would definitely change</w:t>
-      </w:r>
-    </w:p>
-    <w:p>
-      <w:pPr>
-        <w:rPr>
-          <w:rFonts w:asciiTheme="majorHAnsi" w:hAnsiTheme="majorHAnsi" w:cstheme="majorHAnsi"/>
-          <w:sz w:val="28"/>
-          <w:szCs w:val="28"/>
-        </w:rPr>
-      </w:pPr>
-      <w:r>
-        <w:rPr>
-          <w:rFonts w:asciiTheme="majorHAnsi" w:hAnsiTheme="majorHAnsi" w:cstheme="majorHAnsi"/>
-          <w:sz w:val="28"/>
-          <w:szCs w:val="28"/>
-        </w:rPr>
-        <w:t>Change:</w:t>
-      </w:r>
-    </w:p>
-    <w:p>
-      <w:pPr>
-        <w:rPr>
-          <w:rFonts w:asciiTheme="majorHAnsi" w:hAnsiTheme="majorHAnsi" w:cstheme="majorHAnsi"/>
-          <w:sz w:val="28"/>
-          <w:szCs w:val="28"/>
-        </w:rPr>
-      </w:pPr>
-      <w:r>
-        <w:rPr>
-          <w:rFonts w:asciiTheme="majorHAnsi" w:hAnsiTheme="majorHAnsi" w:cstheme="majorHAnsi"/>
-          <w:sz w:val="28"/>
-          <w:szCs w:val="28"/>
-        </w:rPr>
-        <w:t>Project:</w:t>
-      </w:r>
-      <w:r>
-        <w:rPr>
-          <w:rFonts w:asciiTheme="majorHAnsi" w:hAnsiTheme="majorHAnsi" w:cstheme="majorHAnsi"/>
-          <w:sz w:val="28"/>
-          <w:szCs w:val="28"/>
-        </w:rPr>
-        <w:br/>
-        <w:t>QA Final Project</w:t>
-      </w:r>
-    </w:p>
-    <w:p>
-      <w:pPr>
-        <w:rPr>
-          <w:rFonts w:asciiTheme="majorHAnsi" w:hAnsiTheme="majorHAnsi" w:cstheme="majorHAnsi"/>
-          <w:sz w:val="28"/>
-          <w:szCs w:val="28"/>
-        </w:rPr>
-      </w:pPr>
-      <w:r>
-        <w:rPr>
-          <w:rFonts w:asciiTheme="majorHAnsi" w:hAnsiTheme="majorHAnsi" w:cstheme="majorHAnsi"/>
-          <w:sz w:val="28"/>
-          <w:szCs w:val="28"/>
-        </w:rPr>
-        <w:t>to</w:t>
-      </w:r>
-    </w:p>
-    <w:p>
-      <w:pPr>
-        <w:rPr>
-          <w:rFonts w:asciiTheme="majorHAnsi" w:hAnsiTheme="majorHAnsi" w:cstheme="majorHAnsi"/>
-          <w:sz w:val="28"/>
-          <w:szCs w:val="28"/>
-        </w:rPr>
-      </w:pPr>
-      <w:r>
-        <w:rPr>
-          <w:rFonts w:asciiTheme="majorHAnsi" w:hAnsiTheme="majorHAnsi" w:cstheme="majorHAnsi"/>
-          <w:sz w:val="28"/>
-          <w:szCs w:val="28"/>
-        </w:rPr>
-        <w:lastRenderedPageBreak/>
-        <w:t>Project:</w:t>
-      </w:r>
-      <w:r>
-        <w:rPr>
-          <w:rFonts w:asciiTheme="majorHAnsi" w:hAnsiTheme="majorHAnsi" w:cstheme="majorHAnsi"/>
-          <w:sz w:val="28"/>
-          <w:szCs w:val="28"/>
-        </w:rPr>
-        <w:br/>
-        <w:t>Software Quality Testing Final Project</w:t>
-      </w:r>
-    </w:p>
-    <w:p>
-      <w:pPr>
-        <w:rPr>
-          <w:rFonts w:asciiTheme="majorHAnsi" w:hAnsiTheme="majorHAnsi" w:cstheme="majorHAnsi"/>
-          <w:sz w:val="28"/>
-          <w:szCs w:val="28"/>
-        </w:rPr>
-      </w:pPr>
-      <w:r>
-        <w:rPr>
-          <w:rFonts w:asciiTheme="majorHAnsi" w:hAnsiTheme="majorHAnsi" w:cstheme="majorHAnsi"/>
-          <w:sz w:val="28"/>
-          <w:szCs w:val="28"/>
-        </w:rPr>
-        <w:t>It sounds much more professional.</w:t>
-      </w:r>
-    </w:p>
-    <w:p>
-      <w:pPr>
-        <w:rPr>
-          <w:rFonts w:asciiTheme="majorHAnsi" w:hAnsiTheme="majorHAnsi" w:cstheme="majorHAnsi"/>
-          <w:sz w:val="28"/>
-          <w:szCs w:val="28"/>
-        </w:rPr>
-      </w:pPr>
-      <w:r>
-        <w:rPr>
-          <w:rFonts w:asciiTheme="majorHAnsi" w:hAnsiTheme="majorHAnsi" w:cstheme="majorHAnsi"/>
-          <w:sz w:val="28"/>
-          <w:szCs w:val="28"/>
-        </w:rPr>
-        <w:pict w14:anchorId="67EA51BA">
-          <v:rect id="_x0000_i1156" style="width:0;height:1.5pt" o:hralign="center" o:hrstd="t" o:hr="t" fillcolor="#a0a0a0" stroked="f"/>
-        </w:pict>
-      </w:r>
-    </w:p>
-    <w:p>
-      <w:pPr>
-        <w:rPr>
-          <w:rFonts w:asciiTheme="majorHAnsi" w:hAnsiTheme="majorHAnsi" w:cstheme="majorHAnsi"/>
-          <w:b/>
-          <w:bCs/>
-          <w:sz w:val="28"/>
-          <w:szCs w:val="28"/>
-        </w:rPr>
-      </w:pPr>
-      <w:r>
-        <w:rPr>
-          <w:rFonts w:asciiTheme="majorHAnsi" w:hAnsiTheme="majorHAnsi" w:cstheme="majorHAnsi"/>
-          <w:b/>
-          <w:bCs/>
-          <w:sz w:val="28"/>
-          <w:szCs w:val="28"/>
-        </w:rPr>
-        <w:t>Overall Rating</w:t>
-      </w:r>
-    </w:p>
-    <w:tbl>
-      <w:tblPr>
-        <w:tblW w:w="0" w:type="auto"/>
-        <w:tblCellSpacing w:w="15" w:type="dxa"/>
-        <w:tblCellMar>
-          <w:top w:w="15" w:type="dxa"/>
-          <w:left w:w="15" w:type="dxa"/>
-          <w:bottom w:w="15" w:type="dxa"/>
-          <w:right w:w="15" w:type="dxa"/>
-        </w:tblCellMar>
-        <w:tblLook w:val="04A0" w:firstRow="1" w:lastRow="0" w:firstColumn="1" w:lastColumn="0" w:noHBand="0" w:noVBand="1"/>
-      </w:tblPr>
-      <w:tblGrid>
-        <w:gridCol w:w="2851"/>
-        <w:gridCol w:w="739"/>
-      </w:tblGrid>
-      <w:tr>
-        <w:trPr>
-          <w:tblHeader/>
-          <w:tblCellSpacing w:w="15" w:type="dxa"/>
-        </w:trPr>
-        <w:tc>
-          <w:tcPr>
-            <w:tcW w:w="0" w:type="auto"/>
-            <w:vAlign w:val="center"/>
-            <w:hideMark/>
-          </w:tcPr>
-          <w:p>
-            <w:pPr>
-              <w:rPr>
-                <w:rFonts w:asciiTheme="majorHAnsi" w:hAnsiTheme="majorHAnsi" w:cstheme="majorHAnsi"/>
-                <w:b/>
-                <w:bCs/>
-                <w:sz w:val="28"/>
-                <w:szCs w:val="28"/>
-              </w:rPr>
-            </w:pPr>
-            <w:r>
-              <w:rPr>
-                <w:rFonts w:asciiTheme="majorHAnsi" w:hAnsiTheme="majorHAnsi" w:cstheme="majorHAnsi"/>
-                <w:b/>
-                <w:bCs/>
-                <w:sz w:val="28"/>
-                <w:szCs w:val="28"/>
-              </w:rPr>
-              <w:t>Category</w:t>
-            </w:r>
-          </w:p>
-        </w:tc>
-        <w:tc>
-          <w:tcPr>
-            <w:tcW w:w="0" w:type="auto"/>
-            <w:vAlign w:val="center"/>
-            <w:hideMark/>
-          </w:tcPr>
-          <w:p>
-            <w:pPr>
-              <w:rPr>
-                <w:rFonts w:asciiTheme="majorHAnsi" w:hAnsiTheme="majorHAnsi" w:cstheme="majorHAnsi"/>
-                <w:b/>
-                <w:bCs/>
-                <w:sz w:val="28"/>
-                <w:szCs w:val="28"/>
-              </w:rPr>
-            </w:pPr>
-            <w:r>
-              <w:rPr>
-                <w:rFonts w:asciiTheme="majorHAnsi" w:hAnsiTheme="majorHAnsi" w:cstheme="majorHAnsi"/>
-                <w:b/>
-                <w:bCs/>
-                <w:sz w:val="28"/>
-                <w:szCs w:val="28"/>
-              </w:rPr>
-              <w:t>Score</w:t>
-            </w:r>
-          </w:p>
-        </w:tc>
-      </w:tr>
-      <w:tr>
-        <w:trPr>
-          <w:tblCellSpacing w:w="15" w:type="dxa"/>
-        </w:trPr>
-        <w:tc>
-          <w:tcPr>
-            <w:tcW w:w="0" w:type="auto"/>
-            <w:vAlign w:val="center"/>
-            <w:hideMark/>
-          </w:tcPr>
-          <w:p>
-            <w:pPr>
-              <w:rPr>
-                <w:rFonts w:asciiTheme="majorHAnsi" w:hAnsiTheme="majorHAnsi" w:cstheme="majorHAnsi"/>
-                <w:sz w:val="28"/>
-                <w:szCs w:val="28"/>
-              </w:rPr>
-            </w:pPr>
-            <w:r>
-              <w:rPr>
-                <w:rFonts w:asciiTheme="majorHAnsi" w:hAnsiTheme="majorHAnsi" w:cstheme="majorHAnsi"/>
-                <w:sz w:val="28"/>
-                <w:szCs w:val="28"/>
-              </w:rPr>
-              <w:t>Neatness</w:t>
-            </w:r>
-          </w:p>
-        </w:tc>
-        <w:tc>
-          <w:tcPr>
-            <w:tcW w:w="0" w:type="auto"/>
-            <w:vAlign w:val="center"/>
-            <w:hideMark/>
-          </w:tcPr>
-          <w:p>
-            <w:pPr>
-              <w:rPr>
-                <w:rFonts w:asciiTheme="majorHAnsi" w:hAnsiTheme="majorHAnsi" w:cstheme="majorHAnsi"/>
-                <w:sz w:val="28"/>
-                <w:szCs w:val="28"/>
-              </w:rPr>
-            </w:pPr>
-            <w:r>
-              <w:rPr>
-                <w:rFonts w:asciiTheme="majorHAnsi" w:hAnsiTheme="majorHAnsi" w:cstheme="majorHAnsi"/>
-                <w:sz w:val="28"/>
-                <w:szCs w:val="28"/>
-              </w:rPr>
-              <w:t>10/10</w:t>
-            </w:r>
-          </w:p>
-        </w:tc>
-      </w:tr>
-      <w:tr>
-        <w:trPr>
-          <w:tblCellSpacing w:w="15" w:type="dxa"/>
-        </w:trPr>
-        <w:tc>
-          <w:tcPr>
-            <w:tcW w:w="0" w:type="auto"/>
-            <w:vAlign w:val="center"/>
-            <w:hideMark/>
-          </w:tcPr>
-          <w:p>
-            <w:pPr>
-              <w:rPr>
-                <w:rFonts w:asciiTheme="majorHAnsi" w:hAnsiTheme="majorHAnsi" w:cstheme="majorHAnsi"/>
-                <w:sz w:val="28"/>
-                <w:szCs w:val="28"/>
-              </w:rPr>
-            </w:pPr>
-            <w:r>
-              <w:rPr>
-                <w:rFonts w:asciiTheme="majorHAnsi" w:hAnsiTheme="majorHAnsi" w:cstheme="majorHAnsi"/>
-                <w:sz w:val="28"/>
-                <w:szCs w:val="28"/>
-              </w:rPr>
-              <w:t>Readability</w:t>
-            </w:r>
-          </w:p>
-        </w:tc>
-        <w:tc>
-          <w:tcPr>
-            <w:tcW w:w="0" w:type="auto"/>
-            <w:vAlign w:val="center"/>
-            <w:hideMark/>
-          </w:tcPr>
-          <w:p>
-            <w:pPr>
-              <w:rPr>
-                <w:rFonts w:asciiTheme="majorHAnsi" w:hAnsiTheme="majorHAnsi" w:cstheme="majorHAnsi"/>
-                <w:sz w:val="28"/>
-                <w:szCs w:val="28"/>
-              </w:rPr>
-            </w:pPr>
-            <w:r>
-              <w:rPr>
-                <w:rFonts w:asciiTheme="majorHAnsi" w:hAnsiTheme="majorHAnsi" w:cstheme="majorHAnsi"/>
-                <w:sz w:val="28"/>
-                <w:szCs w:val="28"/>
-              </w:rPr>
-              <w:t>10/10</w:t>
-            </w:r>
-          </w:p>
-        </w:tc>
-      </w:tr>
-      <w:tr>
-        <w:trPr>
-          <w:tblCellSpacing w:w="15" w:type="dxa"/>
-        </w:trPr>
-        <w:tc>
-          <w:tcPr>
-            <w:tcW w:w="0" w:type="auto"/>
-            <w:vAlign w:val="center"/>
-            <w:hideMark/>
-          </w:tcPr>
-          <w:p>
-            <w:pPr>
-              <w:rPr>
-                <w:rFonts w:asciiTheme="majorHAnsi" w:hAnsiTheme="majorHAnsi" w:cstheme="majorHAnsi"/>
-                <w:sz w:val="28"/>
-                <w:szCs w:val="28"/>
-              </w:rPr>
-            </w:pPr>
-            <w:r>
-              <w:rPr>
-                <w:rFonts w:asciiTheme="majorHAnsi" w:hAnsiTheme="majorHAnsi" w:cstheme="majorHAnsi"/>
-                <w:sz w:val="28"/>
-                <w:szCs w:val="28"/>
-              </w:rPr>
-              <w:t>Professional Appearance</w:t>
-            </w:r>
-          </w:p>
-        </w:tc>
-        <w:tc>
-          <w:tcPr>
-            <w:tcW w:w="0" w:type="auto"/>
-            <w:vAlign w:val="center"/>
-            <w:hideMark/>
-          </w:tcPr>
-          <w:p>
-            <w:pPr>
-              <w:rPr>
-                <w:rFonts w:asciiTheme="majorHAnsi" w:hAnsiTheme="majorHAnsi" w:cstheme="majorHAnsi"/>
-                <w:sz w:val="28"/>
-                <w:szCs w:val="28"/>
-              </w:rPr>
-            </w:pPr>
-            <w:r>
-              <w:rPr>
-                <w:rFonts w:asciiTheme="majorHAnsi" w:hAnsiTheme="majorHAnsi" w:cstheme="majorHAnsi"/>
-                <w:sz w:val="28"/>
-                <w:szCs w:val="28"/>
-              </w:rPr>
-              <w:t>9/10</w:t>
-            </w:r>
-          </w:p>
-        </w:tc>
-      </w:tr>
-      <w:tr>
-        <w:trPr>
-          <w:tblCellSpacing w:w="15" w:type="dxa"/>
-        </w:trPr>
-        <w:tc>
-          <w:tcPr>
-            <w:tcW w:w="0" w:type="auto"/>
-            <w:vAlign w:val="center"/>
-            <w:hideMark/>
-          </w:tcPr>
-          <w:p>
-            <w:pPr>
-              <w:rPr>
-                <w:rFonts w:asciiTheme="majorHAnsi" w:hAnsiTheme="majorHAnsi" w:cstheme="majorHAnsi"/>
-                <w:sz w:val="28"/>
-                <w:szCs w:val="28"/>
-              </w:rPr>
-            </w:pPr>
-            <w:r>
-              <w:rPr>
-                <w:rFonts w:asciiTheme="majorHAnsi" w:hAnsiTheme="majorHAnsi" w:cstheme="majorHAnsi"/>
-                <w:sz w:val="28"/>
-                <w:szCs w:val="28"/>
-              </w:rPr>
-              <w:t>Academic Standard</w:t>
-            </w:r>
-          </w:p>
-        </w:tc>
-        <w:tc>
-          <w:tcPr>
-            <w:tcW w:w="0" w:type="auto"/>
-            <w:vAlign w:val="center"/>
-            <w:hideMark/>
-          </w:tcPr>
-          <w:p>
-            <w:pPr>
-              <w:rPr>
-                <w:rFonts w:asciiTheme="majorHAnsi" w:hAnsiTheme="majorHAnsi" w:cstheme="majorHAnsi"/>
-                <w:sz w:val="28"/>
-                <w:szCs w:val="28"/>
-              </w:rPr>
-            </w:pPr>
-            <w:r>
-              <w:rPr>
-                <w:rFonts w:asciiTheme="majorHAnsi" w:hAnsiTheme="majorHAnsi" w:cstheme="majorHAnsi"/>
-                <w:sz w:val="28"/>
-                <w:szCs w:val="28"/>
-              </w:rPr>
-              <w:t>10/10</w:t>
-            </w:r>
-          </w:p>
-        </w:tc>
-      </w:tr>
-      <w:tr>
-        <w:trPr>
-          <w:tblCellSpacing w:w="15" w:type="dxa"/>
-        </w:trPr>
-        <w:tc>
-          <w:tcPr>
-            <w:tcW w:w="0" w:type="auto"/>
-            <w:vAlign w:val="center"/>
-            <w:hideMark/>
-          </w:tcPr>
-          <w:p>
-            <w:pPr>
-              <w:rPr>
-                <w:rFonts w:asciiTheme="majorHAnsi" w:hAnsiTheme="majorHAnsi" w:cstheme="majorHAnsi"/>
-                <w:sz w:val="28"/>
-                <w:szCs w:val="28"/>
-              </w:rPr>
-            </w:pPr>
-            <w:r>
-              <w:rPr>
-                <w:rFonts w:asciiTheme="majorHAnsi" w:hAnsiTheme="majorHAnsi" w:cstheme="majorHAnsi"/>
-                <w:sz w:val="28"/>
-                <w:szCs w:val="28"/>
-              </w:rPr>
-              <w:t>Alignment</w:t>
-            </w:r>
-          </w:p>
-        </w:tc>
-        <w:tc>
-          <w:tcPr>
-            <w:tcW w:w="0" w:type="auto"/>
-            <w:vAlign w:val="center"/>
-            <w:hideMark/>
-          </w:tcPr>
-          <w:p>
-            <w:pPr>
-              <w:rPr>
-                <w:rFonts w:asciiTheme="majorHAnsi" w:hAnsiTheme="majorHAnsi" w:cstheme="majorHAnsi"/>
-                <w:sz w:val="28"/>
-                <w:szCs w:val="28"/>
-              </w:rPr>
-            </w:pPr>
-            <w:r>
-              <w:rPr>
-                <w:rFonts w:asciiTheme="majorHAnsi" w:hAnsiTheme="majorHAnsi" w:cstheme="majorHAnsi"/>
-                <w:sz w:val="28"/>
-                <w:szCs w:val="28"/>
-              </w:rPr>
-              <w:t>8/10</w:t>
-            </w:r>
-          </w:p>
-        </w:tc>
-      </w:tr>
-    </w:tbl>
-    <w:p>
-      <w:pPr>
-        <w:rPr>
-          <w:rFonts w:asciiTheme="majorHAnsi" w:hAnsiTheme="majorHAnsi" w:cstheme="majorHAnsi"/>
-          <w:sz w:val="28"/>
-          <w:szCs w:val="28"/>
-        </w:rPr>
-      </w:pPr>
-      <w:r>
-        <w:rPr>
-          <w:rFonts w:asciiTheme="majorHAnsi" w:hAnsiTheme="majorHAnsi" w:cstheme="majorHAnsi"/>
-          <w:b/>
-          <w:bCs/>
-          <w:sz w:val="28"/>
-          <w:szCs w:val="28"/>
-        </w:rPr>
-        <w:t>Overall: 9.4/10</w:t>
-      </w:r>
-    </w:p>
-    <w:p>
-      <w:pPr>
-        <w:rPr>
-          <w:rFonts w:asciiTheme="majorHAnsi" w:hAnsiTheme="majorHAnsi" w:cstheme="majorHAnsi"/>
-          <w:sz w:val="28"/>
-          <w:szCs w:val="28"/>
-        </w:rPr>
-      </w:pPr>
-      <w:r>
-        <w:rPr>
-          <w:rFonts w:asciiTheme="majorHAnsi" w:hAnsiTheme="majorHAnsi" w:cstheme="majorHAnsi"/>
-          <w:sz w:val="28"/>
-          <w:szCs w:val="28"/>
-        </w:rPr>
-        <w:t>With the alignment adjustment and the improved project title, this would be an excellent cover page for the assignment.</w:t>
-      </w:r>
-    </w:p>
-    <w:p>
-      <w:pPr>
-        <w:rPr>
-          <w:rFonts w:asciiTheme="majorHAnsi" w:hAnsiTheme="majorHAnsi" w:cstheme="majorHAnsi"/>
-          <w:sz w:val="28"/>
-          <w:szCs w:val="28"/>
-        </w:rPr>
-      </w:pPr>
-      <w:r>
-        <w:rPr>
-          <w:rFonts w:asciiTheme="majorHAnsi" w:hAnsiTheme="majorHAnsi" w:cstheme="majorHAnsi"/>
-          <w:sz w:val="28"/>
-          <w:szCs w:val="28"/>
-        </w:rPr>
-        <w:t xml:space="preserve">I also have one suggestion for the rest of the document: let's use </w:t>
-      </w:r>
-      <w:r>
-        <w:rPr>
-          <w:rFonts w:asciiTheme="majorHAnsi" w:hAnsiTheme="majorHAnsi" w:cstheme="majorHAnsi"/>
-          <w:b/>
-          <w:bCs/>
-          <w:sz w:val="28"/>
-          <w:szCs w:val="28"/>
-        </w:rPr>
-        <w:t>Word's built-in Heading styles</w:t>
-      </w:r>
-      <w:r>
-        <w:rPr>
-          <w:rFonts w:asciiTheme="majorHAnsi" w:hAnsiTheme="majorHAnsi" w:cstheme="majorHAnsi"/>
-          <w:sz w:val="28"/>
-          <w:szCs w:val="28"/>
-        </w:rPr>
-        <w:t xml:space="preserve"> (Heading 1 for each question and Heading 2 for subparts). That will keep the document consistent and automatically generate a table of contents later if we decide to compile all sections into one final report.</w:t>
-      </w:r>
-    </w:p>
-    <w:p>
-      <w:pPr>
-        <w:rPr>
-          <w:rFonts w:asciiTheme="majorHAnsi" w:hAnsiTheme="majorHAnsi" w:cstheme="majorHAnsi"/>
-          <w:vanish/>
-          <w:sz w:val="28"/>
-          <w:szCs w:val="28"/>
-        </w:rPr>
-      </w:pPr>
-      <w:r>
-        <w:rPr>
-          <w:rFonts w:asciiTheme="majorHAnsi" w:hAnsiTheme="majorHAnsi" w:cstheme="majorHAnsi"/>
-          <w:vanish/>
-          <w:sz w:val="28"/>
-          <w:szCs w:val="28"/>
-        </w:rPr>
-        <w:t>Top of Form</w:t>
-      </w:r>
-    </w:p>
-    <w:p>
-      <w:pPr>
-        <w:rPr>
-          <w:rFonts w:asciiTheme="majorHAnsi" w:hAnsiTheme="majorHAnsi" w:cstheme="majorHAnsi"/>
-          <w:sz w:val="28"/>
-          <w:szCs w:val="28"/>
-        </w:rPr>
-      </w:pPr>
-    </w:p>
-    <w:p>
-      <w:pPr>
-        <w:rPr>
-          <w:rFonts w:asciiTheme="majorHAnsi" w:hAnsiTheme="majorHAnsi" w:cstheme="majorHAnsi"/>
-          <w:vanish/>
-          <w:sz w:val="28"/>
-          <w:szCs w:val="28"/>
-        </w:rPr>
-      </w:pPr>
-      <w:r>
-        <w:rPr>
-          <w:rFonts w:asciiTheme="majorHAnsi" w:hAnsiTheme="majorHAnsi" w:cstheme="majorHAnsi"/>
-          <w:vanish/>
-          <w:sz w:val="28"/>
-          <w:szCs w:val="28"/>
-        </w:rPr>
-        <w:t>Bottom of Form</w:t>
-      </w:r>
     </w:p>
     <w:p>
       <w:pPr>
@@ -7972,6 +6079,7 @@
   <w:style w:type="character" w:default="1" w:styleId="DefaultParagraphFont">
     <w:name w:val="Default Paragraph Font"/>
     <w:uiPriority w:val="1"/>
+    <w:semiHidden/>
     <w:unhideWhenUsed/>
   </w:style>
   <w:style w:type="table" w:default="1" w:styleId="TableNormal">
